--- a/CV_v6.docx
+++ b/CV_v6.docx
@@ -1,427 +1,453 @@
 
 <file path=word/document.xml><?xml version="1.0" encoding="utf-8"?>
-<w:document xmlns:mc="http://schemas.openxmlformats.org/markup-compatibility/2006" xmlns:o="urn:schemas-microsoft-com:office:office" xmlns:r="http://schemas.openxmlformats.org/officeDocument/2006/relationships" xmlns:m="http://schemas.openxmlformats.org/officeDocument/2006/math" xmlns:v="urn:schemas-microsoft-com:vml" xmlns:wp="http://schemas.openxmlformats.org/drawingml/2006/wordprocessingDrawing" xmlns:w10="urn:schemas-microsoft-com:office:word" xmlns:w="http://schemas.openxmlformats.org/wordprocessingml/2006/main" xmlns:wne="http://schemas.microsoft.com/office/word/2006/wordml" xmlns:sl="http://schemas.openxmlformats.org/schemaLibrary/2006/main" xmlns:a="http://schemas.openxmlformats.org/drawingml/2006/main" xmlns:pic="http://schemas.openxmlformats.org/drawingml/2006/picture" xmlns:c="http://schemas.openxmlformats.org/drawingml/2006/chart" xmlns:lc="http://schemas.openxmlformats.org/drawingml/2006/lockedCanvas" xmlns:dgm="http://schemas.openxmlformats.org/drawingml/2006/diagram" xmlns:wps="http://schemas.microsoft.com/office/word/2010/wordprocessingShape" xmlns:wpg="http://schemas.microsoft.com/office/word/2010/wordprocessingGroup" xmlns:w14="http://schemas.microsoft.com/office/word/2010/wordml" xmlns:w15="http://schemas.microsoft.com/office/word/2012/wordml" xmlns:w16="http://schemas.microsoft.com/office/word/2018/wordml" xmlns:w16cex="http://schemas.microsoft.com/office/word/2018/wordml/cex" xmlns:w16cid="http://schemas.microsoft.com/office/word/2016/wordml/cid" xmlns="http://schemas.microsoft.com/office/tasks/2019/documenttasks" xmlns:cr="http://schemas.microsoft.com/office/comments/2020/reactions">
+<w:document xmlns:o="urn:schemas-microsoft-com:office:office" xmlns:r="http://schemas.openxmlformats.org/officeDocument/2006/relationships" xmlns:v="urn:schemas-microsoft-com:vml" xmlns:w="http://schemas.openxmlformats.org/wordprocessingml/2006/main" xmlns:w10="urn:schemas-microsoft-com:office:word" xmlns:wp="http://schemas.openxmlformats.org/drawingml/2006/wordprocessingDrawing" xmlns:wps="http://schemas.microsoft.com/office/word/2010/wordprocessingShape" xmlns:wpg="http://schemas.microsoft.com/office/word/2010/wordprocessingGroup" xmlns:mc="http://schemas.openxmlformats.org/markup-compatibility/2006" xmlns:wp14="http://schemas.microsoft.com/office/word/2010/wordprocessingDrawing" xmlns:w14="http://schemas.microsoft.com/office/word/2010/wordml" xmlns:w15="http://schemas.microsoft.com/office/word/2012/wordml" mc:Ignorable="w14 wp14 w15">
   <w:background w:color="FFFFFF"/>
   <w:body>
     <w:p>
       <w:pPr>
-        <w:spacing w:after="240" w:before="240" w:lineRule="auto"/>
+        <w:pStyle w:val="Normal1"/>
+        <w:spacing w:lineRule="auto" w:line="240" w:before="240" w:after="240"/>
         <w:jc w:val="center"/>
         <w:rPr/>
       </w:pPr>
       <w:r>
-        <w:rPr>
-          <w:rtl w:val="0"/>
-        </w:rPr>
-        <w:t xml:space="preserve">MARCO BATURAN GARCÍA</w:t>
-        <w:br w:type="textWrapping"/>
+        <w:rPr/>
+        <w:t>MARCO BATURAN GARCÍA</w:t>
+        <w:br/>
         <w:t xml:space="preserve"> Madrid, Spain | +34 644 477 755 | marco.baturan@gmail.com | github.com/marcobaturan</w:t>
       </w:r>
     </w:p>
     <w:p>
       <w:pPr>
-        <w:spacing w:after="240" w:before="240" w:lineRule="auto"/>
+        <w:pStyle w:val="Normal1"/>
+        <w:spacing w:lineRule="auto" w:line="240" w:before="240" w:after="240"/>
         <w:jc w:val="center"/>
         <w:rPr/>
       </w:pPr>
       <w:r>
-        <w:rPr>
-          <w:rtl w:val="0"/>
-        </w:rPr>
-        <w:t xml:space="preserve">SDET QA | AI-Driven Test Automation | Regulated Fintech</w:t>
-      </w:r>
-    </w:p>
-    <w:p>
-      <w:pPr>
-        <w:spacing w:after="240" w:before="240" w:lineRule="auto"/>
-        <w:rPr/>
-      </w:pPr>
-      <w:r>
-        <w:rPr>
-          <w:rtl w:val="0"/>
-        </w:rPr>
-        <w:t xml:space="preserve">PROFILE</w:t>
-      </w:r>
-    </w:p>
-    <w:p>
-      <w:pPr>
-        <w:spacing w:after="240" w:before="240" w:lineRule="auto"/>
-        <w:rPr/>
-      </w:pPr>
-      <w:r>
-        <w:rPr>
-          <w:rtl w:val="0"/>
-        </w:rPr>
-        <w:t xml:space="preserve">SDET QA with over 7 years of experience in regulated fintech and banking (Allfunds), delivering test automation across more than 200 bank client projects. Designed Python and Robot Framework automation frameworks integrated into Jenkins CI/CD. Applied machine learning to test generation in production from 2018, and since 2025 has built LLM and RAG pipelines for compliance and operations.</w:t>
-      </w:r>
-    </w:p>
-    <w:p>
-      <w:pPr>
-        <w:spacing w:after="240" w:before="240" w:lineRule="auto"/>
-        <w:rPr/>
-      </w:pPr>
-      <w:r>
-        <w:rPr>
-          <w:rtl w:val="0"/>
-        </w:rPr>
-        <w:t xml:space="preserve">EXPERIENCE</w:t>
-      </w:r>
-    </w:p>
-    <w:p>
-      <w:pPr>
-        <w:spacing w:after="240" w:before="240" w:lineRule="auto"/>
-        <w:rPr/>
-      </w:pPr>
-      <w:r>
-        <w:rPr>
-          <w:rtl w:val="0"/>
-        </w:rPr>
-        <w:t xml:space="preserve">Mercor, AI Evaluator (contractor), May 2026 – Present, 5 months</w:t>
-      </w:r>
-    </w:p>
-    <w:p>
-      <w:pPr>
+        <w:rPr/>
+        <w:t>SDET QA | AI-Driven Test Automation | Regulated Fintech</w:t>
+      </w:r>
+    </w:p>
+    <w:p>
+      <w:pPr>
+        <w:pStyle w:val="Normal1"/>
+        <w:spacing w:lineRule="auto" w:line="240" w:before="240" w:after="240"/>
+        <w:rPr/>
+      </w:pPr>
+      <w:r>
+        <w:rPr/>
+        <w:t>PROFILE</w:t>
+      </w:r>
+    </w:p>
+    <w:p>
+      <w:pPr>
+        <w:pStyle w:val="Normal1"/>
+        <w:spacing w:lineRule="auto" w:line="240" w:before="240" w:after="240"/>
+        <w:rPr/>
+      </w:pPr>
+      <w:r>
+        <w:rPr/>
+        <w:t>SDET QA with over 7 years of experience in regulated fintech and banking (Allfunds), delivering test automation across more than 200 bank client projects. Designed Python and Robot Framework automation frameworks integrated into Jenkins CI/CD. Applied machine learning to test generation in production from 2018, and since 2025 has built LLM and RAG pipelines for compliance and operations.</w:t>
+      </w:r>
+    </w:p>
+    <w:p>
+      <w:pPr>
+        <w:pStyle w:val="Normal1"/>
+        <w:spacing w:lineRule="auto" w:line="240" w:before="240" w:after="240"/>
+        <w:rPr/>
+      </w:pPr>
+      <w:r>
+        <w:rPr/>
+        <w:t>EXPERIENCE</w:t>
+      </w:r>
+    </w:p>
+    <w:p>
+      <w:pPr>
+        <w:pStyle w:val="Normal1"/>
+        <w:spacing w:lineRule="auto" w:line="240" w:before="240" w:after="240"/>
+        <w:rPr/>
+      </w:pPr>
+      <w:r>
+        <w:rPr/>
+        <w:t>Mercor, AI Evaluator (contractor), May 2026 – Present</w:t>
+      </w:r>
+    </w:p>
+    <w:p>
+      <w:pPr>
+        <w:pStyle w:val="Normal1"/>
         <w:numPr>
           <w:ilvl w:val="0"/>
           <w:numId w:val="2"/>
         </w:numPr>
-        <w:spacing w:after="0" w:afterAutospacing="0" w:before="240" w:lineRule="auto"/>
+        <w:spacing w:lineRule="auto" w:line="240" w:before="240" w:afterAutospacing="0" w:after="0"/>
         <w:ind w:left="720" w:hanging="360"/>
-      </w:pPr>
-      <w:r>
-        <w:rPr>
-          <w:rtl w:val="0"/>
-        </w:rPr>
-        <w:t xml:space="preserve">Verified RLHF outputs on text and office artefacts (Word, Excel, PowerPoint): style and layout errors, colour and image choices with rights or policy implications.</w:t>
-      </w:r>
-    </w:p>
-    <w:p>
-      <w:pPr>
+        <w:rPr/>
+      </w:pPr>
+      <w:r>
+        <w:rPr/>
+        <w:t>Verified RLHF outputs on text and office artefacts (Word, Excel, PowerPoint): style and layout errors, colour and image choices with rights or policy implications.</w:t>
+      </w:r>
+    </w:p>
+    <w:p>
+      <w:pPr>
+        <w:pStyle w:val="Normal1"/>
         <w:numPr>
           <w:ilvl w:val="0"/>
           <w:numId w:val="2"/>
         </w:numPr>
-        <w:spacing w:after="240" w:before="0" w:beforeAutospacing="0" w:lineRule="auto"/>
+        <w:spacing w:lineRule="auto" w:line="240" w:beforeAutospacing="0" w:before="0" w:after="240"/>
         <w:ind w:left="720" w:hanging="360"/>
-      </w:pPr>
-      <w:r>
-        <w:rPr>
-          <w:rtl w:val="0"/>
-        </w:rPr>
-        <w:t xml:space="preserve">Applied LLM response evaluation rubrics across accuracy, safety and coherence.</w:t>
-      </w:r>
-    </w:p>
-    <w:p>
-      <w:pPr>
-        <w:spacing w:after="240" w:before="240" w:lineRule="auto"/>
-        <w:rPr/>
-      </w:pPr>
-      <w:r>
-        <w:rPr>
-          <w:rtl w:val="0"/>
-        </w:rPr>
-        <w:t xml:space="preserve">Newry Global Media S.L., AI Manager, Jun 2025 – Dec 2025, 6 months</w:t>
-      </w:r>
-    </w:p>
-    <w:p>
-      <w:pPr>
+        <w:rPr/>
+      </w:pPr>
+      <w:r>
+        <w:rPr/>
+        <w:t>Applied LLM response evaluation rubrics across accuracy, safety and coherence.</w:t>
+      </w:r>
+    </w:p>
+    <w:p>
+      <w:pPr>
+        <w:pStyle w:val="Normal1"/>
+        <w:spacing w:lineRule="auto" w:line="240" w:before="240" w:after="240"/>
+        <w:rPr/>
+      </w:pPr>
+      <w:r>
+        <w:rPr/>
+        <w:t>Newry Global Media S.L., AI Manager, Jun 2025 – Dec 2025</w:t>
+      </w:r>
+    </w:p>
+    <w:p>
+      <w:pPr>
+        <w:pStyle w:val="Normal1"/>
         <w:numPr>
           <w:ilvl w:val="0"/>
           <w:numId w:val="1"/>
         </w:numPr>
-        <w:spacing w:after="0" w:afterAutospacing="0" w:before="240" w:lineRule="auto"/>
+        <w:spacing w:lineRule="auto" w:line="240" w:before="240" w:afterAutospacing="0" w:after="0"/>
         <w:ind w:left="720" w:hanging="360"/>
-      </w:pPr>
-      <w:r>
-        <w:rPr>
-          <w:rtl w:val="0"/>
-        </w:rPr>
-        <w:t xml:space="preserve">Designed and deployed a compliance system for Google Play app policy correction requests, previously handled case by case manually. LLM + RAG pipeline over policy rules, with SQL storage of cases, feedback and per-rule adjustments, designed to progressively reduce compliance team intervention as it learns.</w:t>
-      </w:r>
-    </w:p>
-    <w:p>
-      <w:pPr>
+        <w:rPr/>
+      </w:pPr>
+      <w:r>
+        <w:rPr/>
+        <w:t>Designed and deployed a compliance system for Google Play app policy correction requests, previously handled case by case manually. LLM + RAG pipeline over policy rules, with SQL storage of cases, feedback and per-rule adjustments, designed to progressively reduce compliance team intervention as it learns.</w:t>
+      </w:r>
+    </w:p>
+    <w:p>
+      <w:pPr>
+        <w:pStyle w:val="Normal1"/>
         <w:numPr>
           <w:ilvl w:val="0"/>
           <w:numId w:val="1"/>
         </w:numPr>
-        <w:spacing w:after="0" w:afterAutospacing="0" w:before="0" w:beforeAutospacing="0" w:lineRule="auto"/>
+        <w:spacing w:lineRule="auto" w:line="240" w:beforeAutospacing="0" w:before="0" w:afterAutospacing="0" w:after="0"/>
         <w:ind w:left="720" w:hanging="360"/>
-      </w:pPr>
-      <w:r>
-        <w:rPr>
-          <w:rtl w:val="0"/>
-        </w:rPr>
-        <w:t xml:space="preserve">According to the compliance users, it freed at least a quarter of their manual review time, allowing them to focus on negotiation with Google. (Users' estimate; no formal measurement.)</w:t>
-      </w:r>
-    </w:p>
-    <w:p>
-      <w:pPr>
+        <w:rPr/>
+      </w:pPr>
+      <w:r>
+        <w:rPr/>
+        <w:t xml:space="preserve">According to the compliance users, it freed at least a quarter of their manual review time, allowing them to focus on negotiation with Google. </w:t>
+      </w:r>
+    </w:p>
+    <w:p>
+      <w:pPr>
+        <w:pStyle w:val="Normal1"/>
         <w:numPr>
           <w:ilvl w:val="0"/>
           <w:numId w:val="1"/>
         </w:numPr>
-        <w:spacing w:after="240" w:before="0" w:beforeAutospacing="0" w:lineRule="auto"/>
+        <w:spacing w:lineRule="auto" w:line="240" w:beforeAutospacing="0" w:before="0" w:after="240"/>
         <w:ind w:left="720" w:hanging="360"/>
-      </w:pPr>
-      <w:r>
-        <w:rPr>
-          <w:rtl w:val="0"/>
-        </w:rPr>
-        <w:t xml:space="preserve">LLM and RAG pipelines on Google Cloud Platform; async Python microservices for legacy operational workflows.</w:t>
-      </w:r>
-    </w:p>
-    <w:p>
-      <w:pPr>
-        <w:spacing w:after="240" w:before="240" w:lineRule="auto"/>
-        <w:rPr/>
-      </w:pPr>
-      <w:r>
-        <w:rPr>
-          <w:rtl w:val="0"/>
-        </w:rPr>
-        <w:t xml:space="preserve">Allfunds, Senior QA Automation Engineer / SDET Lead, May 2018 – Jun 2025, 7+ years</w:t>
-      </w:r>
-    </w:p>
-    <w:p>
-      <w:pPr>
+        <w:rPr/>
+      </w:pPr>
+      <w:r>
+        <w:rPr/>
+        <w:t>LLM and RAG pipelines on Google Cloud Platform; async Python microservices for legacy operational workflows.</w:t>
+      </w:r>
+    </w:p>
+    <w:p>
+      <w:pPr>
+        <w:pStyle w:val="Normal1"/>
+        <w:spacing w:lineRule="auto" w:line="240" w:before="240" w:after="240"/>
+        <w:rPr/>
+      </w:pPr>
+      <w:r>
+        <w:rPr/>
+        <w:t>Allfunds, Senior QA Automation Engineer / SDET Lead, May 2018 – Jun 2025</w:t>
+      </w:r>
+    </w:p>
+    <w:p>
+      <w:pPr>
+        <w:pStyle w:val="Normal1"/>
         <w:numPr>
           <w:ilvl w:val="0"/>
           <w:numId w:val="4"/>
         </w:numPr>
-        <w:spacing w:after="0" w:afterAutospacing="0" w:before="240" w:lineRule="auto"/>
+        <w:spacing w:lineRule="auto" w:line="240" w:before="240" w:afterAutospacing="0" w:after="0"/>
         <w:ind w:left="720" w:hanging="360"/>
-      </w:pPr>
-      <w:r>
-        <w:rPr>
-          <w:rtl w:val="0"/>
-        </w:rPr>
-        <w:t xml:space="preserve">Designed and built, together with a fellow QA engineer, a Python automation framework that delivered QA projects for more than 200 bank clients. Cycle per project went from one month to one day (two days on average), with a team of two.</w:t>
-      </w:r>
-    </w:p>
-    <w:p>
-      <w:pPr>
+        <w:rPr/>
+      </w:pPr>
+      <w:r>
+        <w:rPr/>
+        <w:t>Designed and built, together with a fellow QA engineer, a Python automation framework that delivered QA projects for more than 200 bank clients. Cycle per project went from one month to one day (two days on average), with a team of two.</w:t>
+      </w:r>
+    </w:p>
+    <w:p>
+      <w:pPr>
+        <w:pStyle w:val="Normal1"/>
         <w:numPr>
           <w:ilvl w:val="0"/>
           <w:numId w:val="4"/>
         </w:numPr>
-        <w:spacing w:after="0" w:afterAutospacing="0" w:before="0" w:beforeAutospacing="0" w:lineRule="auto"/>
+        <w:spacing w:lineRule="auto" w:line="240" w:beforeAutospacing="0" w:before="0" w:afterAutospacing="0" w:after="0"/>
         <w:ind w:left="720" w:hanging="360"/>
-      </w:pPr>
-      <w:r>
-        <w:rPr>
-          <w:rtl w:val="0"/>
-        </w:rPr>
-        <w:t xml:space="preserve">Automated generation and scheduling of content, format, functional, security (SQL and JS injection into fields), performance (JMeter) and stability tests from user stories, runnable from the command line or GUI.</w:t>
-      </w:r>
-    </w:p>
-    <w:p>
-      <w:pPr>
+        <w:rPr/>
+      </w:pPr>
+      <w:r>
+        <w:rPr/>
+        <w:t>Automated generation and scheduling of content, format, functional, security (SQL and JS injection into fields), performance (JMeter) and stability tests from user stories, runnable from the command line or GUI.</w:t>
+      </w:r>
+    </w:p>
+    <w:p>
+      <w:pPr>
+        <w:pStyle w:val="Normal1"/>
         <w:numPr>
           <w:ilvl w:val="0"/>
           <w:numId w:val="4"/>
         </w:numPr>
-        <w:spacing w:after="0" w:afterAutospacing="0" w:before="0" w:beforeAutospacing="0" w:lineRule="auto"/>
+        <w:spacing w:lineRule="auto" w:line="240" w:beforeAutospacing="0" w:before="0" w:afterAutospacing="0" w:after="0"/>
         <w:ind w:left="720" w:hanging="360"/>
-      </w:pPr>
-      <w:r>
-        <w:rPr>
-          <w:rtl w:val="0"/>
-        </w:rPr>
-        <w:t xml:space="preserve">RegEx-to-Gherkin engine generating data validation scenarios for complex financial APIs; automatic verification of JSON endpoints.</w:t>
-      </w:r>
-    </w:p>
-    <w:p>
-      <w:pPr>
+        <w:rPr/>
+      </w:pPr>
+      <w:r>
+        <w:rPr/>
+        <w:t>RegEx-to-Gherkin engine generating data validation scenarios for complex financial APIs; automatic verification of JSON endpoints.</w:t>
+      </w:r>
+    </w:p>
+    <w:p>
+      <w:pPr>
+        <w:pStyle w:val="Normal1"/>
         <w:numPr>
           <w:ilvl w:val="0"/>
           <w:numId w:val="4"/>
         </w:numPr>
-        <w:spacing w:after="0" w:afterAutospacing="0" w:before="0" w:beforeAutospacing="0" w:lineRule="auto"/>
+        <w:spacing w:lineRule="auto" w:line="240" w:beforeAutospacing="0" w:before="0" w:afterAutospacing="0" w:after="0"/>
         <w:ind w:left="720" w:hanging="360"/>
-      </w:pPr>
-      <w:r>
-        <w:rPr>
-          <w:rtl w:val="0"/>
-        </w:rPr>
-        <w:t xml:space="preserve">Researched and prototyped ML/AI for testing: a system that reads a front end and generates full Gherkin tests executed on Selenium, launched as a Jenkins job within the CI/CD chain. Entered production within the first six months (2018).</w:t>
-      </w:r>
-    </w:p>
-    <w:p>
-      <w:pPr>
+        <w:rPr/>
+      </w:pPr>
+      <w:r>
+        <w:rPr/>
+        <w:t>Researched and prototyped ML/AI for testing: a system that reads a front end and generates full Gherkin tests executed on Selenium, launched as a Jenkins job within the CI/CD chain. Entered production within the first six months.</w:t>
+      </w:r>
+    </w:p>
+    <w:p>
+      <w:pPr>
+        <w:pStyle w:val="Normal1"/>
         <w:numPr>
           <w:ilvl w:val="0"/>
           <w:numId w:val="4"/>
         </w:numPr>
-        <w:spacing w:after="0" w:afterAutospacing="0" w:before="0" w:beforeAutospacing="0" w:lineRule="auto"/>
+        <w:spacing w:lineRule="auto" w:line="240" w:beforeAutospacing="0" w:before="0" w:afterAutospacing="0" w:after="0"/>
         <w:ind w:left="720" w:hanging="360"/>
-      </w:pPr>
-      <w:r>
-        <w:rPr>
-          <w:rtl w:val="0"/>
-        </w:rPr>
-        <w:t xml:space="preserve">Developed 25 tools automating repetitive tasks of the role.</w:t>
-      </w:r>
-    </w:p>
-    <w:p>
-      <w:pPr>
+        <w:rPr/>
+      </w:pPr>
+      <w:r>
+        <w:rPr/>
+        <w:t>Developed 25 tools automating repetitive tasks of the role.</w:t>
+      </w:r>
+    </w:p>
+    <w:p>
+      <w:pPr>
+        <w:pStyle w:val="Normal1"/>
         <w:numPr>
           <w:ilvl w:val="0"/>
           <w:numId w:val="4"/>
         </w:numPr>
-        <w:spacing w:after="240" w:before="0" w:beforeAutospacing="0" w:lineRule="auto"/>
+        <w:spacing w:lineRule="auto" w:line="240" w:beforeAutospacing="0" w:before="0" w:after="240"/>
         <w:ind w:left="720" w:hanging="360"/>
-      </w:pPr>
-      <w:r>
-        <w:rPr>
-          <w:rtl w:val="0"/>
-        </w:rPr>
-        <w:t xml:space="preserve">Applied linting, regression, integration and smoke testing across teams.</w:t>
-      </w:r>
-    </w:p>
-    <w:p>
-      <w:pPr>
-        <w:spacing w:after="240" w:before="240" w:lineRule="auto"/>
-        <w:rPr/>
-      </w:pPr>
-      <w:r>
-        <w:rPr>
-          <w:rtl w:val="0"/>
-        </w:rPr>
-        <w:t xml:space="preserve">Sopra Steria, Python Backend Developer, Jan 2018 – Apr 2018, 4 months</w:t>
-      </w:r>
-    </w:p>
-    <w:p>
-      <w:pPr>
+        <w:rPr/>
+      </w:pPr>
+      <w:r>
+        <w:rPr/>
+        <w:t>Applied linting, regression, integration and smoke testing across teams.</w:t>
+      </w:r>
+    </w:p>
+    <w:p>
+      <w:pPr>
+        <w:pStyle w:val="Normal1"/>
+        <w:spacing w:lineRule="auto" w:line="240" w:before="240" w:after="240"/>
+        <w:rPr/>
+      </w:pPr>
+      <w:r>
+        <w:rPr/>
+        <w:t>Sopra Steria, Python Backend Developer, Jan 2018 – Apr 2018</w:t>
+      </w:r>
+    </w:p>
+    <w:p>
+      <w:pPr>
+        <w:pStyle w:val="Normal1"/>
         <w:numPr>
           <w:ilvl w:val="0"/>
           <w:numId w:val="3"/>
         </w:numPr>
-        <w:spacing w:after="240" w:before="240" w:lineRule="auto"/>
+        <w:spacing w:lineRule="auto" w:line="240" w:before="240" w:after="240"/>
         <w:ind w:left="720" w:hanging="360"/>
-      </w:pPr>
-      <w:r>
-        <w:rPr>
-          <w:rtl w:val="0"/>
-        </w:rPr>
-        <w:t xml:space="preserve">Server-side APIs for financial and public sector projects; Python chatbot for email and scheduling assistance.</w:t>
-      </w:r>
-    </w:p>
-    <w:p>
-      <w:pPr>
-        <w:spacing w:after="240" w:before="240" w:lineRule="auto"/>
-        <w:rPr/>
-      </w:pPr>
-      <w:r>
-        <w:rPr>
-          <w:rtl w:val="0"/>
-        </w:rPr>
-        <w:t xml:space="preserve">Earlier experience (2007–2018): full-stack development and infrastructure support for SMB, clinic and educational platforms (Django, Python, OpenERP/Odoo) across Windows, Linux, macOS and Android.</w:t>
-      </w:r>
-    </w:p>
-    <w:p>
-      <w:pPr>
-        <w:spacing w:after="240" w:before="240" w:lineRule="auto"/>
-        <w:rPr/>
-      </w:pPr>
-      <w:r>
-        <w:rPr>
-          <w:rtl w:val="0"/>
-        </w:rPr>
-        <w:t xml:space="preserve">TECHNOLOGIES</w:t>
-      </w:r>
-    </w:p>
-    <w:p>
-      <w:pPr>
-        <w:spacing w:after="240" w:before="240" w:lineRule="auto"/>
-        <w:rPr/>
-      </w:pPr>
-      <w:r>
-        <w:rPr>
-          <w:rtl w:val="0"/>
-        </w:rPr>
-        <w:t xml:space="preserve">Languages: Python, SQL, Bash, JavaScript (production); TypeScript (studying)</w:t>
-        <w:br w:type="textWrapping"/>
+        <w:rPr/>
+      </w:pPr>
+      <w:r>
+        <w:rPr/>
+        <w:t>Server-side APIs for financial and public sector projects; Python chatbot for email and scheduling assistance.</w:t>
+      </w:r>
+    </w:p>
+    <w:p>
+      <w:pPr>
+        <w:pStyle w:val="Normal1"/>
+        <w:spacing w:lineRule="auto" w:line="240" w:before="240" w:after="240"/>
+        <w:rPr/>
+      </w:pPr>
+      <w:r>
+        <w:rPr/>
+        <w:t>Earlier experience (2007–2018): full-stack development and infrastructure support for SMB, clinic and educational platforms (Django, Python, OpenERP/Odoo) across Windows, Linux, macOS and Android.</w:t>
+      </w:r>
+    </w:p>
+    <w:p>
+      <w:pPr>
+        <w:pStyle w:val="Normal1"/>
+        <w:spacing w:lineRule="auto" w:line="240" w:before="240" w:after="240"/>
+        <w:rPr/>
+      </w:pPr>
+      <w:r>
+        <w:rPr/>
+        <w:t>TECHNOLOGIES</w:t>
+      </w:r>
+    </w:p>
+    <w:p>
+      <w:pPr>
+        <w:pStyle w:val="Normal1"/>
+        <w:spacing w:lineRule="auto" w:line="240" w:before="240" w:after="240"/>
+        <w:rPr/>
+      </w:pPr>
+      <w:r>
+        <w:rPr/>
+        <w:t>Languages: Python, SQL, Bash, JavaScript (production); TypeScript (studying)</w:t>
+        <w:br/>
         <w:t xml:space="preserve"> QA: Robot Framework, Selenium, pytest, Gherkin/BDD, JMeter, Jenkins (production); Locust (personal projects); pylint, bandit (studying)</w:t>
-        <w:br w:type="textWrapping"/>
+        <w:br/>
         <w:t xml:space="preserve"> AI / LLM: LangChain, LangGraph, RAG, MCP, GenAI APIs, Groq, GCP (production); Ollama, ChromaDB, Qdrant (studying)</w:t>
-        <w:br w:type="textWrapping"/>
+        <w:br/>
         <w:t xml:space="preserve"> Automation: Make, Zapier, n8n, AppScript (production)</w:t>
-        <w:br w:type="textWrapping"/>
+        <w:br/>
         <w:t xml:space="preserve"> Front: React, Vite (personal projects)</w:t>
       </w:r>
     </w:p>
     <w:p>
       <w:pPr>
-        <w:spacing w:after="240" w:before="240" w:lineRule="auto"/>
-        <w:rPr/>
-      </w:pPr>
-      <w:r>
-        <w:rPr>
-          <w:rtl w:val="0"/>
-        </w:rPr>
-        <w:t xml:space="preserve">EDUCATION &amp; CERTIFICATIONS</w:t>
-      </w:r>
-    </w:p>
-    <w:p>
-      <w:pPr>
-        <w:spacing w:after="240" w:before="240" w:lineRule="auto"/>
-        <w:rPr/>
-      </w:pPr>
-      <w:r>
-        <w:rPr>
-          <w:rtl w:val="0"/>
-        </w:rPr>
-        <w:t xml:space="preserve">Research collaborator, University of Seville (Cryobiology Dept.): prototype for identifying lower-toxicity cryoprotectants using Python and LLM/RAG.</w:t>
-        <w:br w:type="textWrapping"/>
-        <w:t xml:space="preserve"> AWS Skill Builder: course completion certificate.</w:t>
-        <w:br w:type="textWrapping"/>
-        <w:t xml:space="preserve"> Google Scholar: scholar.google.com/citations?user=gqWxbUYAAAAJ</w:t>
-      </w:r>
-    </w:p>
-    <w:p>
-      <w:pPr>
-        <w:rPr/>
-      </w:pPr>
-      <w:r>
-        <w:rPr>
-          <w:rtl w:val="0"/>
-        </w:rPr>
+        <w:pStyle w:val="Normal1"/>
+        <w:spacing w:lineRule="auto" w:line="240" w:before="240" w:after="240"/>
+        <w:rPr/>
+      </w:pPr>
+      <w:r>
+        <w:rPr/>
+        <w:t xml:space="preserve">EDUCATION, CERTIFICATIONS </w:t>
+      </w:r>
+      <w:r>
+        <w:rPr/>
+        <w:t>&amp; COLLABORATIONS</w:t>
+      </w:r>
+    </w:p>
+    <w:p>
+      <w:pPr>
+        <w:pStyle w:val="Normal1"/>
+        <w:spacing w:lineRule="auto" w:line="240" w:before="240" w:after="240"/>
+        <w:jc w:val="left"/>
+        <w:rPr/>
+      </w:pPr>
+      <w:r>
+        <w:rPr/>
+        <w:t>- Research collaborator, University of Seville (Cryobiology Dept.): prototype for identifying lower-toxicity cryoprotectants using Python and LLM/RAG.</w:t>
+      </w:r>
+    </w:p>
+    <w:p>
+      <w:pPr>
+        <w:pStyle w:val="Normal1"/>
+        <w:spacing w:lineRule="auto" w:line="240" w:before="240" w:after="240"/>
+        <w:jc w:val="left"/>
+        <w:rPr/>
+      </w:pPr>
+      <w:r>
+        <w:rPr/>
+        <w:t>- Google Scholar: scholar.google.com/citations?user=gqWxbUYAAAAJ</w:t>
+      </w:r>
+    </w:p>
+    <w:p>
+      <w:pPr>
+        <w:pStyle w:val="Normal1"/>
+        <w:spacing w:lineRule="auto" w:line="240" w:before="240" w:after="240"/>
+        <w:jc w:val="left"/>
+        <w:rPr/>
+      </w:pPr>
+      <w:r>
+        <w:rPr/>
+        <w:t xml:space="preserve">- </w:t>
+      </w:r>
+      <w:r>
+        <w:rPr/>
+        <w:t>For education &amp; certification, please, read my GitHub profile and associated repository for this topic.</w:t>
+      </w:r>
+    </w:p>
+    <w:p>
+      <w:pPr>
+        <w:pStyle w:val="Normal1"/>
+        <w:rPr/>
+      </w:pPr>
+      <w:r>
+        <w:rPr/>
       </w:r>
     </w:p>
     <w:sectPr>
-      <w:pgSz w:h="16838" w:w="11906" w:orient="portrait"/>
-      <w:pgMar w:bottom="1440.0000000000002" w:top="1440.0000000000002" w:left="1440.0000000000002" w:right="1440.0000000000002" w:header="720" w:footer="720"/>
-      <w:pgNumType w:start="1"/>
+      <w:type w:val="nextPage"/>
+      <w:pgSz w:w="11906" w:h="16838"/>
+      <w:pgMar w:left="1440" w:right="1440" w:gutter="0" w:header="0" w:top="1440" w:footer="0" w:bottom="1440"/>
+      <w:pgNumType w:start="1" w:fmt="decimal"/>
+      <w:formProt w:val="false"/>
+      <w:textDirection w:val="lrTb"/>
+      <w:docGrid w:type="default" w:linePitch="100" w:charSpace="4096"/>
     </w:sectPr>
   </w:body>
 </w:document>
 </file>
 
 <file path=word/numbering.xml><?xml version="1.0" encoding="utf-8"?>
-<w:numbering xmlns:mc="http://schemas.openxmlformats.org/markup-compatibility/2006" xmlns:o="urn:schemas-microsoft-com:office:office" xmlns:r="http://schemas.openxmlformats.org/officeDocument/2006/relationships" xmlns:m="http://schemas.openxmlformats.org/officeDocument/2006/math" xmlns:v="urn:schemas-microsoft-com:vml" xmlns:wp="http://schemas.openxmlformats.org/drawingml/2006/wordprocessingDrawing" xmlns:w10="urn:schemas-microsoft-com:office:word" xmlns:w="http://schemas.openxmlformats.org/wordprocessingml/2006/main" xmlns:wne="http://schemas.microsoft.com/office/word/2006/wordml" xmlns:sl="http://schemas.openxmlformats.org/schemaLibrary/2006/main" xmlns:a="http://schemas.openxmlformats.org/drawingml/2006/main" xmlns:pic="http://schemas.openxmlformats.org/drawingml/2006/picture" xmlns:c="http://schemas.openxmlformats.org/drawingml/2006/chart" xmlns:lc="http://schemas.openxmlformats.org/drawingml/2006/lockedCanvas" xmlns:dgm="http://schemas.openxmlformats.org/drawingml/2006/diagram" xmlns:wps="http://schemas.microsoft.com/office/word/2010/wordprocessingShape" xmlns:wpg="http://schemas.microsoft.com/office/word/2010/wordprocessingGroup" xmlns:w14="http://schemas.microsoft.com/office/word/2010/wordml" xmlns:w15="http://schemas.microsoft.com/office/word/2012/wordml" xmlns:w16="http://schemas.microsoft.com/office/word/2018/wordml" xmlns:w16cex="http://schemas.microsoft.com/office/word/2018/wordml/cex" xmlns:w16cid="http://schemas.microsoft.com/office/word/2016/wordml/cid" xmlns="http://schemas.microsoft.com/office/tasks/2019/documenttasks" xmlns:cr="http://schemas.microsoft.com/office/comments/2020/reactions">
+<w:numbering xmlns:w="http://schemas.openxmlformats.org/wordprocessingml/2006/main" xmlns:o="urn:schemas-microsoft-com:office:office" xmlns:r="http://schemas.openxmlformats.org/officeDocument/2006/relationships" xmlns:v="urn:schemas-microsoft-com:vml" xmlns:mc="http://schemas.openxmlformats.org/markup-compatibility/2006" xmlns:w14="http://schemas.microsoft.com/office/word/2010/wordml" mc:Ignorable="w14">
   <w:abstractNum w:abstractNumId="1">
     <w:lvl w:ilvl="0">
       <w:start w:val="1"/>
       <w:numFmt w:val="bullet"/>
-      <w:lvlText w:val="●"/>
-      <w:lvlJc w:val="left"/>
-      <w:pPr>
+      <w:lvlText w:val=""/>
+      <w:lvlJc w:val="left"/>
+      <w:pPr>
+        <w:tabs>
+          <w:tab w:val="num" w:pos="0"/>
+        </w:tabs>
         <w:ind w:left="720" w:hanging="360"/>
       </w:pPr>
       <w:rPr>
+        <w:rFonts w:ascii="Wingdings" w:hAnsi="Wingdings" w:cs="Wingdings" w:hint="default"/>
         <w:u w:val="none"/>
       </w:rPr>
     </w:lvl>
     <w:lvl w:ilvl="1">
       <w:start w:val="1"/>
       <w:numFmt w:val="bullet"/>
-      <w:lvlText w:val="○"/>
-      <w:lvlJc w:val="left"/>
-      <w:pPr>
+      <w:lvlText w:val=""/>
+      <w:lvlJc w:val="left"/>
+      <w:pPr>
+        <w:tabs>
+          <w:tab w:val="num" w:pos="0"/>
+        </w:tabs>
         <w:ind w:left="1440" w:hanging="360"/>
       </w:pPr>
       <w:rPr>
+        <w:rFonts w:ascii="Wingdings 2" w:hAnsi="Wingdings 2" w:cs="Wingdings 2" w:hint="default"/>
         <w:u w:val="none"/>
       </w:rPr>
     </w:lvl>
@@ -431,33 +457,45 @@
       <w:lvlText w:val="■"/>
       <w:lvlJc w:val="left"/>
       <w:pPr>
+        <w:tabs>
+          <w:tab w:val="num" w:pos="0"/>
+        </w:tabs>
         <w:ind w:left="2160" w:hanging="360"/>
       </w:pPr>
       <w:rPr>
+        <w:rFonts w:ascii="OpenSymbol" w:hAnsi="OpenSymbol" w:cs="OpenSymbol" w:hint="default"/>
         <w:u w:val="none"/>
       </w:rPr>
     </w:lvl>
     <w:lvl w:ilvl="3">
       <w:start w:val="1"/>
       <w:numFmt w:val="bullet"/>
-      <w:lvlText w:val="●"/>
-      <w:lvlJc w:val="left"/>
-      <w:pPr>
+      <w:lvlText w:val=""/>
+      <w:lvlJc w:val="left"/>
+      <w:pPr>
+        <w:tabs>
+          <w:tab w:val="num" w:pos="0"/>
+        </w:tabs>
         <w:ind w:left="2880" w:hanging="360"/>
       </w:pPr>
       <w:rPr>
+        <w:rFonts w:ascii="Wingdings" w:hAnsi="Wingdings" w:cs="Wingdings" w:hint="default"/>
         <w:u w:val="none"/>
       </w:rPr>
     </w:lvl>
     <w:lvl w:ilvl="4">
       <w:start w:val="1"/>
       <w:numFmt w:val="bullet"/>
-      <w:lvlText w:val="○"/>
-      <w:lvlJc w:val="left"/>
-      <w:pPr>
+      <w:lvlText w:val=""/>
+      <w:lvlJc w:val="left"/>
+      <w:pPr>
+        <w:tabs>
+          <w:tab w:val="num" w:pos="0"/>
+        </w:tabs>
         <w:ind w:left="3600" w:hanging="360"/>
       </w:pPr>
       <w:rPr>
+        <w:rFonts w:ascii="Wingdings 2" w:hAnsi="Wingdings 2" w:cs="Wingdings 2" w:hint="default"/>
         <w:u w:val="none"/>
       </w:rPr>
     </w:lvl>
@@ -467,33 +505,45 @@
       <w:lvlText w:val="■"/>
       <w:lvlJc w:val="left"/>
       <w:pPr>
+        <w:tabs>
+          <w:tab w:val="num" w:pos="0"/>
+        </w:tabs>
         <w:ind w:left="4320" w:hanging="360"/>
       </w:pPr>
       <w:rPr>
+        <w:rFonts w:ascii="OpenSymbol" w:hAnsi="OpenSymbol" w:cs="OpenSymbol" w:hint="default"/>
         <w:u w:val="none"/>
       </w:rPr>
     </w:lvl>
     <w:lvl w:ilvl="6">
       <w:start w:val="1"/>
       <w:numFmt w:val="bullet"/>
-      <w:lvlText w:val="●"/>
-      <w:lvlJc w:val="left"/>
-      <w:pPr>
+      <w:lvlText w:val=""/>
+      <w:lvlJc w:val="left"/>
+      <w:pPr>
+        <w:tabs>
+          <w:tab w:val="num" w:pos="0"/>
+        </w:tabs>
         <w:ind w:left="5040" w:hanging="360"/>
       </w:pPr>
       <w:rPr>
+        <w:rFonts w:ascii="Wingdings" w:hAnsi="Wingdings" w:cs="Wingdings" w:hint="default"/>
         <w:u w:val="none"/>
       </w:rPr>
     </w:lvl>
     <w:lvl w:ilvl="7">
       <w:start w:val="1"/>
       <w:numFmt w:val="bullet"/>
-      <w:lvlText w:val="○"/>
-      <w:lvlJc w:val="left"/>
-      <w:pPr>
+      <w:lvlText w:val=""/>
+      <w:lvlJc w:val="left"/>
+      <w:pPr>
+        <w:tabs>
+          <w:tab w:val="num" w:pos="0"/>
+        </w:tabs>
         <w:ind w:left="5760" w:hanging="360"/>
       </w:pPr>
       <w:rPr>
+        <w:rFonts w:ascii="Wingdings 2" w:hAnsi="Wingdings 2" w:cs="Wingdings 2" w:hint="default"/>
         <w:u w:val="none"/>
       </w:rPr>
     </w:lvl>
@@ -503,9 +553,13 @@
       <w:lvlText w:val="■"/>
       <w:lvlJc w:val="left"/>
       <w:pPr>
+        <w:tabs>
+          <w:tab w:val="num" w:pos="0"/>
+        </w:tabs>
         <w:ind w:left="6480" w:hanging="360"/>
       </w:pPr>
       <w:rPr>
+        <w:rFonts w:ascii="OpenSymbol" w:hAnsi="OpenSymbol" w:cs="OpenSymbol" w:hint="default"/>
         <w:u w:val="none"/>
       </w:rPr>
     </w:lvl>
@@ -514,24 +568,32 @@
     <w:lvl w:ilvl="0">
       <w:start w:val="1"/>
       <w:numFmt w:val="bullet"/>
-      <w:lvlText w:val="●"/>
-      <w:lvlJc w:val="left"/>
-      <w:pPr>
+      <w:lvlText w:val=""/>
+      <w:lvlJc w:val="left"/>
+      <w:pPr>
+        <w:tabs>
+          <w:tab w:val="num" w:pos="0"/>
+        </w:tabs>
         <w:ind w:left="720" w:hanging="360"/>
       </w:pPr>
       <w:rPr>
+        <w:rFonts w:ascii="Wingdings" w:hAnsi="Wingdings" w:cs="Wingdings" w:hint="default"/>
         <w:u w:val="none"/>
       </w:rPr>
     </w:lvl>
     <w:lvl w:ilvl="1">
       <w:start w:val="1"/>
       <w:numFmt w:val="bullet"/>
-      <w:lvlText w:val="○"/>
-      <w:lvlJc w:val="left"/>
-      <w:pPr>
+      <w:lvlText w:val=""/>
+      <w:lvlJc w:val="left"/>
+      <w:pPr>
+        <w:tabs>
+          <w:tab w:val="num" w:pos="0"/>
+        </w:tabs>
         <w:ind w:left="1440" w:hanging="360"/>
       </w:pPr>
       <w:rPr>
+        <w:rFonts w:ascii="Wingdings 2" w:hAnsi="Wingdings 2" w:cs="Wingdings 2" w:hint="default"/>
         <w:u w:val="none"/>
       </w:rPr>
     </w:lvl>
@@ -541,33 +603,45 @@
       <w:lvlText w:val="■"/>
       <w:lvlJc w:val="left"/>
       <w:pPr>
+        <w:tabs>
+          <w:tab w:val="num" w:pos="0"/>
+        </w:tabs>
         <w:ind w:left="2160" w:hanging="360"/>
       </w:pPr>
       <w:rPr>
+        <w:rFonts w:ascii="OpenSymbol" w:hAnsi="OpenSymbol" w:cs="OpenSymbol" w:hint="default"/>
         <w:u w:val="none"/>
       </w:rPr>
     </w:lvl>
     <w:lvl w:ilvl="3">
       <w:start w:val="1"/>
       <w:numFmt w:val="bullet"/>
-      <w:lvlText w:val="●"/>
-      <w:lvlJc w:val="left"/>
-      <w:pPr>
+      <w:lvlText w:val=""/>
+      <w:lvlJc w:val="left"/>
+      <w:pPr>
+        <w:tabs>
+          <w:tab w:val="num" w:pos="0"/>
+        </w:tabs>
         <w:ind w:left="2880" w:hanging="360"/>
       </w:pPr>
       <w:rPr>
+        <w:rFonts w:ascii="Wingdings" w:hAnsi="Wingdings" w:cs="Wingdings" w:hint="default"/>
         <w:u w:val="none"/>
       </w:rPr>
     </w:lvl>
     <w:lvl w:ilvl="4">
       <w:start w:val="1"/>
       <w:numFmt w:val="bullet"/>
-      <w:lvlText w:val="○"/>
-      <w:lvlJc w:val="left"/>
-      <w:pPr>
+      <w:lvlText w:val=""/>
+      <w:lvlJc w:val="left"/>
+      <w:pPr>
+        <w:tabs>
+          <w:tab w:val="num" w:pos="0"/>
+        </w:tabs>
         <w:ind w:left="3600" w:hanging="360"/>
       </w:pPr>
       <w:rPr>
+        <w:rFonts w:ascii="Wingdings 2" w:hAnsi="Wingdings 2" w:cs="Wingdings 2" w:hint="default"/>
         <w:u w:val="none"/>
       </w:rPr>
     </w:lvl>
@@ -577,33 +651,45 @@
       <w:lvlText w:val="■"/>
       <w:lvlJc w:val="left"/>
       <w:pPr>
+        <w:tabs>
+          <w:tab w:val="num" w:pos="0"/>
+        </w:tabs>
         <w:ind w:left="4320" w:hanging="360"/>
       </w:pPr>
       <w:rPr>
+        <w:rFonts w:ascii="OpenSymbol" w:hAnsi="OpenSymbol" w:cs="OpenSymbol" w:hint="default"/>
         <w:u w:val="none"/>
       </w:rPr>
     </w:lvl>
     <w:lvl w:ilvl="6">
       <w:start w:val="1"/>
       <w:numFmt w:val="bullet"/>
-      <w:lvlText w:val="●"/>
-      <w:lvlJc w:val="left"/>
-      <w:pPr>
+      <w:lvlText w:val=""/>
+      <w:lvlJc w:val="left"/>
+      <w:pPr>
+        <w:tabs>
+          <w:tab w:val="num" w:pos="0"/>
+        </w:tabs>
         <w:ind w:left="5040" w:hanging="360"/>
       </w:pPr>
       <w:rPr>
+        <w:rFonts w:ascii="Wingdings" w:hAnsi="Wingdings" w:cs="Wingdings" w:hint="default"/>
         <w:u w:val="none"/>
       </w:rPr>
     </w:lvl>
     <w:lvl w:ilvl="7">
       <w:start w:val="1"/>
       <w:numFmt w:val="bullet"/>
-      <w:lvlText w:val="○"/>
-      <w:lvlJc w:val="left"/>
-      <w:pPr>
+      <w:lvlText w:val=""/>
+      <w:lvlJc w:val="left"/>
+      <w:pPr>
+        <w:tabs>
+          <w:tab w:val="num" w:pos="0"/>
+        </w:tabs>
         <w:ind w:left="5760" w:hanging="360"/>
       </w:pPr>
       <w:rPr>
+        <w:rFonts w:ascii="Wingdings 2" w:hAnsi="Wingdings 2" w:cs="Wingdings 2" w:hint="default"/>
         <w:u w:val="none"/>
       </w:rPr>
     </w:lvl>
@@ -613,9 +699,13 @@
       <w:lvlText w:val="■"/>
       <w:lvlJc w:val="left"/>
       <w:pPr>
+        <w:tabs>
+          <w:tab w:val="num" w:pos="0"/>
+        </w:tabs>
         <w:ind w:left="6480" w:hanging="360"/>
       </w:pPr>
       <w:rPr>
+        <w:rFonts w:ascii="OpenSymbol" w:hAnsi="OpenSymbol" w:cs="OpenSymbol" w:hint="default"/>
         <w:u w:val="none"/>
       </w:rPr>
     </w:lvl>
@@ -624,24 +714,32 @@
     <w:lvl w:ilvl="0">
       <w:start w:val="1"/>
       <w:numFmt w:val="bullet"/>
-      <w:lvlText w:val="●"/>
-      <w:lvlJc w:val="left"/>
-      <w:pPr>
+      <w:lvlText w:val=""/>
+      <w:lvlJc w:val="left"/>
+      <w:pPr>
+        <w:tabs>
+          <w:tab w:val="num" w:pos="0"/>
+        </w:tabs>
         <w:ind w:left="720" w:hanging="360"/>
       </w:pPr>
       <w:rPr>
+        <w:rFonts w:ascii="Wingdings" w:hAnsi="Wingdings" w:cs="Wingdings" w:hint="default"/>
         <w:u w:val="none"/>
       </w:rPr>
     </w:lvl>
     <w:lvl w:ilvl="1">
       <w:start w:val="1"/>
       <w:numFmt w:val="bullet"/>
-      <w:lvlText w:val="○"/>
-      <w:lvlJc w:val="left"/>
-      <w:pPr>
+      <w:lvlText w:val=""/>
+      <w:lvlJc w:val="left"/>
+      <w:pPr>
+        <w:tabs>
+          <w:tab w:val="num" w:pos="0"/>
+        </w:tabs>
         <w:ind w:left="1440" w:hanging="360"/>
       </w:pPr>
       <w:rPr>
+        <w:rFonts w:ascii="Wingdings 2" w:hAnsi="Wingdings 2" w:cs="Wingdings 2" w:hint="default"/>
         <w:u w:val="none"/>
       </w:rPr>
     </w:lvl>
@@ -651,33 +749,45 @@
       <w:lvlText w:val="■"/>
       <w:lvlJc w:val="left"/>
       <w:pPr>
+        <w:tabs>
+          <w:tab w:val="num" w:pos="0"/>
+        </w:tabs>
         <w:ind w:left="2160" w:hanging="360"/>
       </w:pPr>
       <w:rPr>
+        <w:rFonts w:ascii="OpenSymbol" w:hAnsi="OpenSymbol" w:cs="OpenSymbol" w:hint="default"/>
         <w:u w:val="none"/>
       </w:rPr>
     </w:lvl>
     <w:lvl w:ilvl="3">
       <w:start w:val="1"/>
       <w:numFmt w:val="bullet"/>
-      <w:lvlText w:val="●"/>
-      <w:lvlJc w:val="left"/>
-      <w:pPr>
+      <w:lvlText w:val=""/>
+      <w:lvlJc w:val="left"/>
+      <w:pPr>
+        <w:tabs>
+          <w:tab w:val="num" w:pos="0"/>
+        </w:tabs>
         <w:ind w:left="2880" w:hanging="360"/>
       </w:pPr>
       <w:rPr>
+        <w:rFonts w:ascii="Wingdings" w:hAnsi="Wingdings" w:cs="Wingdings" w:hint="default"/>
         <w:u w:val="none"/>
       </w:rPr>
     </w:lvl>
     <w:lvl w:ilvl="4">
       <w:start w:val="1"/>
       <w:numFmt w:val="bullet"/>
-      <w:lvlText w:val="○"/>
-      <w:lvlJc w:val="left"/>
-      <w:pPr>
+      <w:lvlText w:val=""/>
+      <w:lvlJc w:val="left"/>
+      <w:pPr>
+        <w:tabs>
+          <w:tab w:val="num" w:pos="0"/>
+        </w:tabs>
         <w:ind w:left="3600" w:hanging="360"/>
       </w:pPr>
       <w:rPr>
+        <w:rFonts w:ascii="Wingdings 2" w:hAnsi="Wingdings 2" w:cs="Wingdings 2" w:hint="default"/>
         <w:u w:val="none"/>
       </w:rPr>
     </w:lvl>
@@ -687,33 +797,45 @@
       <w:lvlText w:val="■"/>
       <w:lvlJc w:val="left"/>
       <w:pPr>
+        <w:tabs>
+          <w:tab w:val="num" w:pos="0"/>
+        </w:tabs>
         <w:ind w:left="4320" w:hanging="360"/>
       </w:pPr>
       <w:rPr>
+        <w:rFonts w:ascii="OpenSymbol" w:hAnsi="OpenSymbol" w:cs="OpenSymbol" w:hint="default"/>
         <w:u w:val="none"/>
       </w:rPr>
     </w:lvl>
     <w:lvl w:ilvl="6">
       <w:start w:val="1"/>
       <w:numFmt w:val="bullet"/>
-      <w:lvlText w:val="●"/>
-      <w:lvlJc w:val="left"/>
-      <w:pPr>
+      <w:lvlText w:val=""/>
+      <w:lvlJc w:val="left"/>
+      <w:pPr>
+        <w:tabs>
+          <w:tab w:val="num" w:pos="0"/>
+        </w:tabs>
         <w:ind w:left="5040" w:hanging="360"/>
       </w:pPr>
       <w:rPr>
+        <w:rFonts w:ascii="Wingdings" w:hAnsi="Wingdings" w:cs="Wingdings" w:hint="default"/>
         <w:u w:val="none"/>
       </w:rPr>
     </w:lvl>
     <w:lvl w:ilvl="7">
       <w:start w:val="1"/>
       <w:numFmt w:val="bullet"/>
-      <w:lvlText w:val="○"/>
-      <w:lvlJc w:val="left"/>
-      <w:pPr>
+      <w:lvlText w:val=""/>
+      <w:lvlJc w:val="left"/>
+      <w:pPr>
+        <w:tabs>
+          <w:tab w:val="num" w:pos="0"/>
+        </w:tabs>
         <w:ind w:left="5760" w:hanging="360"/>
       </w:pPr>
       <w:rPr>
+        <w:rFonts w:ascii="Wingdings 2" w:hAnsi="Wingdings 2" w:cs="Wingdings 2" w:hint="default"/>
         <w:u w:val="none"/>
       </w:rPr>
     </w:lvl>
@@ -723,9 +845,13 @@
       <w:lvlText w:val="■"/>
       <w:lvlJc w:val="left"/>
       <w:pPr>
+        <w:tabs>
+          <w:tab w:val="num" w:pos="0"/>
+        </w:tabs>
         <w:ind w:left="6480" w:hanging="360"/>
       </w:pPr>
       <w:rPr>
+        <w:rFonts w:ascii="OpenSymbol" w:hAnsi="OpenSymbol" w:cs="OpenSymbol" w:hint="default"/>
         <w:u w:val="none"/>
       </w:rPr>
     </w:lvl>
@@ -734,24 +860,32 @@
     <w:lvl w:ilvl="0">
       <w:start w:val="1"/>
       <w:numFmt w:val="bullet"/>
-      <w:lvlText w:val="●"/>
-      <w:lvlJc w:val="left"/>
-      <w:pPr>
+      <w:lvlText w:val=""/>
+      <w:lvlJc w:val="left"/>
+      <w:pPr>
+        <w:tabs>
+          <w:tab w:val="num" w:pos="0"/>
+        </w:tabs>
         <w:ind w:left="720" w:hanging="360"/>
       </w:pPr>
       <w:rPr>
+        <w:rFonts w:ascii="Wingdings" w:hAnsi="Wingdings" w:cs="Wingdings" w:hint="default"/>
         <w:u w:val="none"/>
       </w:rPr>
     </w:lvl>
     <w:lvl w:ilvl="1">
       <w:start w:val="1"/>
       <w:numFmt w:val="bullet"/>
-      <w:lvlText w:val="○"/>
-      <w:lvlJc w:val="left"/>
-      <w:pPr>
+      <w:lvlText w:val=""/>
+      <w:lvlJc w:val="left"/>
+      <w:pPr>
+        <w:tabs>
+          <w:tab w:val="num" w:pos="0"/>
+        </w:tabs>
         <w:ind w:left="1440" w:hanging="360"/>
       </w:pPr>
       <w:rPr>
+        <w:rFonts w:ascii="Wingdings 2" w:hAnsi="Wingdings 2" w:cs="Wingdings 2" w:hint="default"/>
         <w:u w:val="none"/>
       </w:rPr>
     </w:lvl>
@@ -761,33 +895,45 @@
       <w:lvlText w:val="■"/>
       <w:lvlJc w:val="left"/>
       <w:pPr>
+        <w:tabs>
+          <w:tab w:val="num" w:pos="0"/>
+        </w:tabs>
         <w:ind w:left="2160" w:hanging="360"/>
       </w:pPr>
       <w:rPr>
+        <w:rFonts w:ascii="OpenSymbol" w:hAnsi="OpenSymbol" w:cs="OpenSymbol" w:hint="default"/>
         <w:u w:val="none"/>
       </w:rPr>
     </w:lvl>
     <w:lvl w:ilvl="3">
       <w:start w:val="1"/>
       <w:numFmt w:val="bullet"/>
-      <w:lvlText w:val="●"/>
-      <w:lvlJc w:val="left"/>
-      <w:pPr>
+      <w:lvlText w:val=""/>
+      <w:lvlJc w:val="left"/>
+      <w:pPr>
+        <w:tabs>
+          <w:tab w:val="num" w:pos="0"/>
+        </w:tabs>
         <w:ind w:left="2880" w:hanging="360"/>
       </w:pPr>
       <w:rPr>
+        <w:rFonts w:ascii="Wingdings" w:hAnsi="Wingdings" w:cs="Wingdings" w:hint="default"/>
         <w:u w:val="none"/>
       </w:rPr>
     </w:lvl>
     <w:lvl w:ilvl="4">
       <w:start w:val="1"/>
       <w:numFmt w:val="bullet"/>
-      <w:lvlText w:val="○"/>
-      <w:lvlJc w:val="left"/>
-      <w:pPr>
+      <w:lvlText w:val=""/>
+      <w:lvlJc w:val="left"/>
+      <w:pPr>
+        <w:tabs>
+          <w:tab w:val="num" w:pos="0"/>
+        </w:tabs>
         <w:ind w:left="3600" w:hanging="360"/>
       </w:pPr>
       <w:rPr>
+        <w:rFonts w:ascii="Wingdings 2" w:hAnsi="Wingdings 2" w:cs="Wingdings 2" w:hint="default"/>
         <w:u w:val="none"/>
       </w:rPr>
     </w:lvl>
@@ -797,33 +943,45 @@
       <w:lvlText w:val="■"/>
       <w:lvlJc w:val="left"/>
       <w:pPr>
+        <w:tabs>
+          <w:tab w:val="num" w:pos="0"/>
+        </w:tabs>
         <w:ind w:left="4320" w:hanging="360"/>
       </w:pPr>
       <w:rPr>
+        <w:rFonts w:ascii="OpenSymbol" w:hAnsi="OpenSymbol" w:cs="OpenSymbol" w:hint="default"/>
         <w:u w:val="none"/>
       </w:rPr>
     </w:lvl>
     <w:lvl w:ilvl="6">
       <w:start w:val="1"/>
       <w:numFmt w:val="bullet"/>
-      <w:lvlText w:val="●"/>
-      <w:lvlJc w:val="left"/>
-      <w:pPr>
+      <w:lvlText w:val=""/>
+      <w:lvlJc w:val="left"/>
+      <w:pPr>
+        <w:tabs>
+          <w:tab w:val="num" w:pos="0"/>
+        </w:tabs>
         <w:ind w:left="5040" w:hanging="360"/>
       </w:pPr>
       <w:rPr>
+        <w:rFonts w:ascii="Wingdings" w:hAnsi="Wingdings" w:cs="Wingdings" w:hint="default"/>
         <w:u w:val="none"/>
       </w:rPr>
     </w:lvl>
     <w:lvl w:ilvl="7">
       <w:start w:val="1"/>
       <w:numFmt w:val="bullet"/>
-      <w:lvlText w:val="○"/>
-      <w:lvlJc w:val="left"/>
-      <w:pPr>
+      <w:lvlText w:val=""/>
+      <w:lvlJc w:val="left"/>
+      <w:pPr>
+        <w:tabs>
+          <w:tab w:val="num" w:pos="0"/>
+        </w:tabs>
         <w:ind w:left="5760" w:hanging="360"/>
       </w:pPr>
       <w:rPr>
+        <w:rFonts w:ascii="Wingdings 2" w:hAnsi="Wingdings 2" w:cs="Wingdings 2" w:hint="default"/>
         <w:u w:val="none"/>
       </w:rPr>
     </w:lvl>
@@ -833,11 +991,134 @@
       <w:lvlText w:val="■"/>
       <w:lvlJc w:val="left"/>
       <w:pPr>
+        <w:tabs>
+          <w:tab w:val="num" w:pos="0"/>
+        </w:tabs>
         <w:ind w:left="6480" w:hanging="360"/>
       </w:pPr>
       <w:rPr>
-        <w:u w:val="none"/>
-      </w:rPr>
+        <w:rFonts w:ascii="OpenSymbol" w:hAnsi="OpenSymbol" w:cs="OpenSymbol" w:hint="default"/>
+        <w:u w:val="none"/>
+      </w:rPr>
+    </w:lvl>
+  </w:abstractNum>
+  <w:abstractNum w:abstractNumId="5">
+    <w:lvl w:ilvl="0">
+      <w:start w:val="1"/>
+      <w:numFmt w:val="none"/>
+      <w:suff w:val="nothing"/>
+      <w:lvlText w:val=""/>
+      <w:lvlJc w:val="left"/>
+      <w:pPr>
+        <w:tabs>
+          <w:tab w:val="num" w:pos="0"/>
+        </w:tabs>
+        <w:ind w:left="0" w:hanging="0"/>
+      </w:pPr>
+    </w:lvl>
+    <w:lvl w:ilvl="1">
+      <w:start w:val="1"/>
+      <w:numFmt w:val="none"/>
+      <w:suff w:val="nothing"/>
+      <w:lvlText w:val=""/>
+      <w:lvlJc w:val="left"/>
+      <w:pPr>
+        <w:tabs>
+          <w:tab w:val="num" w:pos="0"/>
+        </w:tabs>
+        <w:ind w:left="0" w:hanging="0"/>
+      </w:pPr>
+    </w:lvl>
+    <w:lvl w:ilvl="2">
+      <w:start w:val="1"/>
+      <w:numFmt w:val="none"/>
+      <w:suff w:val="nothing"/>
+      <w:lvlText w:val=""/>
+      <w:lvlJc w:val="left"/>
+      <w:pPr>
+        <w:tabs>
+          <w:tab w:val="num" w:pos="0"/>
+        </w:tabs>
+        <w:ind w:left="0" w:hanging="0"/>
+      </w:pPr>
+    </w:lvl>
+    <w:lvl w:ilvl="3">
+      <w:start w:val="1"/>
+      <w:numFmt w:val="none"/>
+      <w:suff w:val="nothing"/>
+      <w:lvlText w:val=""/>
+      <w:lvlJc w:val="left"/>
+      <w:pPr>
+        <w:tabs>
+          <w:tab w:val="num" w:pos="0"/>
+        </w:tabs>
+        <w:ind w:left="0" w:hanging="0"/>
+      </w:pPr>
+    </w:lvl>
+    <w:lvl w:ilvl="4">
+      <w:start w:val="1"/>
+      <w:numFmt w:val="none"/>
+      <w:suff w:val="nothing"/>
+      <w:lvlText w:val=""/>
+      <w:lvlJc w:val="left"/>
+      <w:pPr>
+        <w:tabs>
+          <w:tab w:val="num" w:pos="0"/>
+        </w:tabs>
+        <w:ind w:left="0" w:hanging="0"/>
+      </w:pPr>
+    </w:lvl>
+    <w:lvl w:ilvl="5">
+      <w:start w:val="1"/>
+      <w:numFmt w:val="none"/>
+      <w:suff w:val="nothing"/>
+      <w:lvlText w:val=""/>
+      <w:lvlJc w:val="left"/>
+      <w:pPr>
+        <w:tabs>
+          <w:tab w:val="num" w:pos="0"/>
+        </w:tabs>
+        <w:ind w:left="0" w:hanging="0"/>
+      </w:pPr>
+    </w:lvl>
+    <w:lvl w:ilvl="6">
+      <w:start w:val="1"/>
+      <w:numFmt w:val="none"/>
+      <w:suff w:val="nothing"/>
+      <w:lvlText w:val=""/>
+      <w:lvlJc w:val="left"/>
+      <w:pPr>
+        <w:tabs>
+          <w:tab w:val="num" w:pos="0"/>
+        </w:tabs>
+        <w:ind w:left="0" w:hanging="0"/>
+      </w:pPr>
+    </w:lvl>
+    <w:lvl w:ilvl="7">
+      <w:start w:val="1"/>
+      <w:numFmt w:val="none"/>
+      <w:suff w:val="nothing"/>
+      <w:lvlText w:val=""/>
+      <w:lvlJc w:val="left"/>
+      <w:pPr>
+        <w:tabs>
+          <w:tab w:val="num" w:pos="0"/>
+        </w:tabs>
+        <w:ind w:left="0" w:hanging="0"/>
+      </w:pPr>
+    </w:lvl>
+    <w:lvl w:ilvl="8">
+      <w:start w:val="1"/>
+      <w:numFmt w:val="none"/>
+      <w:suff w:val="nothing"/>
+      <w:lvlText w:val=""/>
+      <w:lvlJc w:val="left"/>
+      <w:pPr>
+        <w:tabs>
+          <w:tab w:val="num" w:pos="0"/>
+        </w:tabs>
+        <w:ind w:left="0" w:hanging="0"/>
+      </w:pPr>
     </w:lvl>
   </w:abstractNum>
   <w:num w:numId="1">
@@ -852,99 +1133,110 @@
   <w:num w:numId="4">
     <w:abstractNumId w:val="4"/>
   </w:num>
+  <w:num w:numId="5">
+    <w:abstractNumId w:val="5"/>
+  </w:num>
 </w:numbering>
 </file>
 
 <file path=word/styles.xml><?xml version="1.0" encoding="utf-8"?>
-<w:styles xmlns:mc="http://schemas.openxmlformats.org/markup-compatibility/2006" xmlns:o="urn:schemas-microsoft-com:office:office" xmlns:r="http://schemas.openxmlformats.org/officeDocument/2006/relationships" xmlns:m="http://schemas.openxmlformats.org/officeDocument/2006/math" xmlns:v="urn:schemas-microsoft-com:vml" xmlns:wp="http://schemas.openxmlformats.org/drawingml/2006/wordprocessingDrawing" xmlns:w10="urn:schemas-microsoft-com:office:word" xmlns:w="http://schemas.openxmlformats.org/wordprocessingml/2006/main" xmlns:wne="http://schemas.microsoft.com/office/word/2006/wordml" xmlns:sl="http://schemas.openxmlformats.org/schemaLibrary/2006/main" xmlns:a="http://schemas.openxmlformats.org/drawingml/2006/main" xmlns:pic="http://schemas.openxmlformats.org/drawingml/2006/picture" xmlns:c="http://schemas.openxmlformats.org/drawingml/2006/chart" xmlns:lc="http://schemas.openxmlformats.org/drawingml/2006/lockedCanvas" xmlns:dgm="http://schemas.openxmlformats.org/drawingml/2006/diagram" xmlns:wps="http://schemas.microsoft.com/office/word/2010/wordprocessingShape" xmlns:wpg="http://schemas.microsoft.com/office/word/2010/wordprocessingGroup" xmlns:w14="http://schemas.microsoft.com/office/word/2010/wordml" xmlns:w15="http://schemas.microsoft.com/office/word/2012/wordml" xmlns:w16="http://schemas.microsoft.com/office/word/2018/wordml" xmlns:w16cex="http://schemas.microsoft.com/office/word/2018/wordml/cex" xmlns:w16cid="http://schemas.microsoft.com/office/word/2016/wordml/cid" xmlns="http://schemas.microsoft.com/office/tasks/2019/documenttasks" xmlns:cr="http://schemas.microsoft.com/office/comments/2020/reactions">
+<w:styles xmlns:w="http://schemas.openxmlformats.org/wordprocessingml/2006/main" xmlns:w14="http://schemas.microsoft.com/office/word/2010/wordml" xmlns:mc="http://schemas.openxmlformats.org/markup-compatibility/2006" mc:Ignorable="w14">
   <w:docDefaults>
     <w:rPrDefault>
       <w:rPr>
-        <w:rFonts w:ascii="Arial" w:cs="Arial" w:eastAsia="Arial" w:hAnsi="Arial"/>
+        <w:rFonts w:ascii="Arial" w:hAnsi="Arial" w:eastAsia="Arial" w:cs="Arial"/>
         <w:sz w:val="22"/>
         <w:szCs w:val="22"/>
-        <w:lang w:val="es"/>
+        <w:lang w:val="es-ES" w:eastAsia="zh-CN" w:bidi="hi-IN"/>
       </w:rPr>
     </w:rPrDefault>
     <w:pPrDefault>
       <w:pPr>
-        <w:spacing w:line="276" w:lineRule="auto"/>
+        <w:suppressAutoHyphens w:val="true"/>
       </w:pPr>
     </w:pPrDefault>
   </w:docDefaults>
-  <w:style w:type="table" w:styleId="TableNormal" w:default="1">
-    <w:name w:val="TableNormal"/>
-    <w:tblPr>
-      <w:tblCellMar>
-        <w:top w:w="100.0" w:type="dxa"/>
-        <w:left w:w="100.0" w:type="dxa"/>
-        <w:bottom w:w="100.0" w:type="dxa"/>
-        <w:right w:w="100.0" w:type="dxa"/>
-      </w:tblCellMar>
-    </w:tblPr>
+  <w:style w:type="paragraph" w:styleId="Normal">
+    <w:name w:val="Normal"/>
+    <w:qFormat/>
+    <w:pPr>
+      <w:widowControl/>
+      <w:bidi w:val="0"/>
+      <w:spacing w:lineRule="auto" w:line="276" w:before="0" w:after="0"/>
+      <w:jc w:val="left"/>
+    </w:pPr>
+    <w:rPr>
+      <w:rFonts w:ascii="Arial" w:hAnsi="Arial" w:eastAsia="Arial" w:cs="Arial"/>
+      <w:color w:val="auto"/>
+      <w:kern w:val="0"/>
+      <w:sz w:val="22"/>
+      <w:szCs w:val="22"/>
+      <w:lang w:val="es-ES" w:eastAsia="zh-CN" w:bidi="hi-IN"/>
+    </w:rPr>
   </w:style>
-  <w:style w:type="paragraph" w:styleId="Normal" w:default="1">
-    <w:name w:val="normal"/>
-  </w:style>
-  <w:style w:type="paragraph" w:styleId="Heading1">
-    <w:name w:val="heading 1"/>
-    <w:basedOn w:val="Normal"/>
-    <w:next w:val="Normal"/>
+  <w:style w:type="paragraph" w:styleId="Ttulo1">
+    <w:name w:val="Heading 1"/>
+    <w:basedOn w:val="Normal1"/>
+    <w:next w:val="Normal1"/>
+    <w:qFormat/>
     <w:pPr>
-      <w:keepNext w:val="1"/>
-      <w:keepLines w:val="1"/>
-      <w:pageBreakBefore w:val="0"/>
-      <w:spacing w:after="120" w:before="400" w:lineRule="auto"/>
+      <w:keepNext w:val="true"/>
+      <w:keepLines/>
+      <w:pageBreakBefore w:val="false"/>
+      <w:spacing w:lineRule="auto" w:line="240" w:before="400" w:after="120"/>
     </w:pPr>
     <w:rPr>
       <w:sz w:val="40"/>
       <w:szCs w:val="40"/>
     </w:rPr>
   </w:style>
-  <w:style w:type="paragraph" w:styleId="Heading2">
-    <w:name w:val="heading 2"/>
-    <w:basedOn w:val="Normal"/>
-    <w:next w:val="Normal"/>
+  <w:style w:type="paragraph" w:styleId="Ttulo2">
+    <w:name w:val="Heading 2"/>
+    <w:basedOn w:val="Normal1"/>
+    <w:next w:val="Normal1"/>
+    <w:qFormat/>
     <w:pPr>
-      <w:keepNext w:val="1"/>
-      <w:keepLines w:val="1"/>
-      <w:pageBreakBefore w:val="0"/>
-      <w:spacing w:after="120" w:before="360" w:lineRule="auto"/>
+      <w:keepNext w:val="true"/>
+      <w:keepLines/>
+      <w:pageBreakBefore w:val="false"/>
+      <w:spacing w:lineRule="auto" w:line="240" w:before="360" w:after="120"/>
     </w:pPr>
     <w:rPr>
-      <w:b w:val="0"/>
-      <w:bCs w:val="0"/>
+      <w:b w:val="false"/>
+      <w:bCs w:val="false"/>
       <w:sz w:val="32"/>
       <w:szCs w:val="32"/>
     </w:rPr>
   </w:style>
-  <w:style w:type="paragraph" w:styleId="Heading3">
-    <w:name w:val="heading 3"/>
-    <w:basedOn w:val="Normal"/>
-    <w:next w:val="Normal"/>
+  <w:style w:type="paragraph" w:styleId="Ttulo3">
+    <w:name w:val="Heading 3"/>
+    <w:basedOn w:val="Normal1"/>
+    <w:next w:val="Normal1"/>
+    <w:qFormat/>
     <w:pPr>
-      <w:keepNext w:val="1"/>
-      <w:keepLines w:val="1"/>
-      <w:pageBreakBefore w:val="0"/>
-      <w:spacing w:after="80" w:before="320" w:lineRule="auto"/>
+      <w:keepNext w:val="true"/>
+      <w:keepLines/>
+      <w:pageBreakBefore w:val="false"/>
+      <w:spacing w:lineRule="auto" w:line="240" w:before="320" w:after="80"/>
     </w:pPr>
     <w:rPr>
-      <w:b w:val="0"/>
-      <w:bCs w:val="0"/>
+      <w:b w:val="false"/>
+      <w:bCs w:val="false"/>
       <w:color w:val="434343"/>
       <w:sz w:val="28"/>
       <w:szCs w:val="28"/>
     </w:rPr>
   </w:style>
-  <w:style w:type="paragraph" w:styleId="Heading4">
-    <w:name w:val="heading 4"/>
-    <w:basedOn w:val="Normal"/>
-    <w:next w:val="Normal"/>
+  <w:style w:type="paragraph" w:styleId="Ttulo4">
+    <w:name w:val="Heading 4"/>
+    <w:basedOn w:val="Normal1"/>
+    <w:next w:val="Normal1"/>
+    <w:qFormat/>
     <w:pPr>
-      <w:keepNext w:val="1"/>
-      <w:keepLines w:val="1"/>
-      <w:pageBreakBefore w:val="0"/>
-      <w:spacing w:after="80" w:before="280" w:lineRule="auto"/>
+      <w:keepNext w:val="true"/>
+      <w:keepLines/>
+      <w:pageBreakBefore w:val="false"/>
+      <w:spacing w:lineRule="auto" w:line="240" w:before="280" w:after="80"/>
     </w:pPr>
     <w:rPr>
       <w:color w:val="666666"/>
@@ -952,15 +1244,16 @@
       <w:szCs w:val="24"/>
     </w:rPr>
   </w:style>
-  <w:style w:type="paragraph" w:styleId="Heading5">
-    <w:name w:val="heading 5"/>
-    <w:basedOn w:val="Normal"/>
-    <w:next w:val="Normal"/>
+  <w:style w:type="paragraph" w:styleId="Ttulo5">
+    <w:name w:val="Heading 5"/>
+    <w:basedOn w:val="Normal1"/>
+    <w:next w:val="Normal1"/>
+    <w:qFormat/>
     <w:pPr>
-      <w:keepNext w:val="1"/>
-      <w:keepLines w:val="1"/>
-      <w:pageBreakBefore w:val="0"/>
-      <w:spacing w:after="80" w:before="240" w:lineRule="auto"/>
+      <w:keepNext w:val="true"/>
+      <w:keepLines/>
+      <w:pageBreakBefore w:val="false"/>
+      <w:spacing w:lineRule="auto" w:line="240" w:before="240" w:after="80"/>
     </w:pPr>
     <w:rPr>
       <w:color w:val="666666"/>
@@ -968,57 +1261,154 @@
       <w:szCs w:val="22"/>
     </w:rPr>
   </w:style>
-  <w:style w:type="paragraph" w:styleId="Heading6">
-    <w:name w:val="heading 6"/>
-    <w:basedOn w:val="Normal"/>
-    <w:next w:val="Normal"/>
+  <w:style w:type="paragraph" w:styleId="Ttulo6">
+    <w:name w:val="Heading 6"/>
+    <w:basedOn w:val="Normal1"/>
+    <w:next w:val="Normal1"/>
+    <w:qFormat/>
     <w:pPr>
-      <w:keepNext w:val="1"/>
-      <w:keepLines w:val="1"/>
-      <w:pageBreakBefore w:val="0"/>
-      <w:spacing w:after="80" w:before="240" w:lineRule="auto"/>
+      <w:keepNext w:val="true"/>
+      <w:keepLines/>
+      <w:pageBreakBefore w:val="false"/>
+      <w:spacing w:lineRule="auto" w:line="240" w:before="240" w:after="80"/>
     </w:pPr>
     <w:rPr>
-      <w:i w:val="1"/>
-      <w:iCs w:val="1"/>
+      <w:i/>
+      <w:iCs/>
       <w:color w:val="666666"/>
       <w:sz w:val="22"/>
       <w:szCs w:val="22"/>
     </w:rPr>
   </w:style>
-  <w:style w:type="paragraph" w:styleId="Title">
+  <w:style w:type="character" w:styleId="Vietas">
+    <w:name w:val="Viñetas"/>
+    <w:qFormat/>
+    <w:rPr>
+      <w:rFonts w:ascii="OpenSymbol" w:hAnsi="OpenSymbol" w:eastAsia="OpenSymbol" w:cs="OpenSymbol"/>
+    </w:rPr>
+  </w:style>
+  <w:style w:type="paragraph" w:styleId="Ttulo">
+    <w:name w:val="Título"/>
+    <w:basedOn w:val="Normal"/>
+    <w:next w:val="Cuerpodetexto"/>
+    <w:qFormat/>
+    <w:pPr>
+      <w:keepNext w:val="true"/>
+      <w:spacing w:before="240" w:after="120"/>
+    </w:pPr>
+    <w:rPr>
+      <w:rFonts w:ascii="Liberation Sans" w:hAnsi="Liberation Sans" w:eastAsia="Noto Sans CJK SC" w:cs="Lohit Devanagari"/>
+      <w:sz w:val="28"/>
+      <w:szCs w:val="28"/>
+    </w:rPr>
+  </w:style>
+  <w:style w:type="paragraph" w:styleId="Cuerpodetexto">
+    <w:name w:val="Body Text"/>
+    <w:basedOn w:val="Normal"/>
+    <w:pPr>
+      <w:spacing w:lineRule="auto" w:line="276" w:before="0" w:after="140"/>
+    </w:pPr>
+    <w:rPr/>
+  </w:style>
+  <w:style w:type="paragraph" w:styleId="Lista">
+    <w:name w:val="List"/>
+    <w:basedOn w:val="Cuerpodetexto"/>
+    <w:pPr/>
+    <w:rPr>
+      <w:rFonts w:cs="Lohit Devanagari"/>
+    </w:rPr>
+  </w:style>
+  <w:style w:type="paragraph" w:styleId="Leyenda">
+    <w:name w:val="Caption"/>
+    <w:basedOn w:val="Normal"/>
+    <w:qFormat/>
+    <w:pPr>
+      <w:suppressLineNumbers/>
+      <w:spacing w:before="120" w:after="120"/>
+    </w:pPr>
+    <w:rPr>
+      <w:rFonts w:cs="Lohit Devanagari"/>
+      <w:i/>
+      <w:iCs/>
+      <w:sz w:val="24"/>
+      <w:szCs w:val="24"/>
+    </w:rPr>
+  </w:style>
+  <w:style w:type="paragraph" w:styleId="Ndice">
+    <w:name w:val="Índice"/>
+    <w:basedOn w:val="Normal"/>
+    <w:qFormat/>
+    <w:pPr>
+      <w:suppressLineNumbers/>
+    </w:pPr>
+    <w:rPr>
+      <w:rFonts w:cs="Lohit Devanagari"/>
+    </w:rPr>
+  </w:style>
+  <w:style w:type="paragraph" w:styleId="Normal1" w:default="1">
+    <w:name w:val="LO-normal"/>
+    <w:qFormat/>
+    <w:pPr>
+      <w:widowControl/>
+      <w:bidi w:val="0"/>
+      <w:spacing w:lineRule="auto" w:line="276" w:before="0" w:after="0"/>
+      <w:jc w:val="left"/>
+    </w:pPr>
+    <w:rPr>
+      <w:rFonts w:ascii="Arial" w:hAnsi="Arial" w:eastAsia="Arial" w:cs="Arial"/>
+      <w:color w:val="auto"/>
+      <w:kern w:val="0"/>
+      <w:sz w:val="22"/>
+      <w:szCs w:val="22"/>
+      <w:lang w:val="es-ES" w:eastAsia="zh-CN" w:bidi="hi-IN"/>
+    </w:rPr>
+  </w:style>
+  <w:style w:type="paragraph" w:styleId="Ttulogeneral">
     <w:name w:val="Title"/>
-    <w:basedOn w:val="Normal"/>
-    <w:next w:val="Normal"/>
+    <w:basedOn w:val="Normal1"/>
+    <w:next w:val="Normal1"/>
+    <w:qFormat/>
     <w:pPr>
-      <w:keepNext w:val="1"/>
-      <w:keepLines w:val="1"/>
-      <w:pageBreakBefore w:val="0"/>
-      <w:spacing w:after="60" w:before="0" w:lineRule="auto"/>
+      <w:keepNext w:val="true"/>
+      <w:keepLines/>
+      <w:pageBreakBefore w:val="false"/>
+      <w:spacing w:lineRule="auto" w:line="240" w:before="0" w:after="60"/>
     </w:pPr>
     <w:rPr>
       <w:sz w:val="52"/>
       <w:szCs w:val="52"/>
     </w:rPr>
   </w:style>
-  <w:style w:type="paragraph" w:styleId="Subtitle">
+  <w:style w:type="paragraph" w:styleId="Subttulo">
     <w:name w:val="Subtitle"/>
-    <w:basedOn w:val="Normal"/>
-    <w:next w:val="Normal"/>
+    <w:basedOn w:val="Normal1"/>
+    <w:next w:val="Normal1"/>
+    <w:qFormat/>
     <w:pPr>
-      <w:keepNext w:val="1"/>
-      <w:keepLines w:val="1"/>
-      <w:pageBreakBefore w:val="0"/>
-      <w:spacing w:after="320" w:before="0" w:lineRule="auto"/>
+      <w:keepNext w:val="true"/>
+      <w:keepLines/>
+      <w:pageBreakBefore w:val="false"/>
+      <w:spacing w:lineRule="auto" w:line="240" w:before="0" w:after="320"/>
     </w:pPr>
     <w:rPr>
-      <w:rFonts w:ascii="Arial" w:cs="Arial" w:eastAsia="Arial" w:hAnsi="Arial"/>
-      <w:i w:val="0"/>
-      <w:iCs w:val="0"/>
+      <w:rFonts w:ascii="Arial" w:hAnsi="Arial" w:eastAsia="Arial" w:cs="Arial"/>
+      <w:i w:val="false"/>
+      <w:iCs w:val="false"/>
       <w:color w:val="666666"/>
       <w:sz w:val="30"/>
       <w:szCs w:val="30"/>
     </w:rPr>
+  </w:style>
+  <w:style w:type="table" w:default="1" w:styleId="TableNormal">
+    <w:name w:val="TableNormal"/>
+    <w:tblPr>
+      <w:tblCellMar>
+        <w:top w:w="100" w:type="dxa"/>
+        <w:left w:w="100" w:type="dxa"/>
+        <w:bottom w:w="100" w:type="dxa"/>
+        <w:right w:w="100" w:type="dxa"/>
+      </w:tblCellMar>
+    </w:tblPr>
   </w:style>
 </w:styles>
 </file>
